--- a/files/отчет для 3 варианта.docx
+++ b/files/отчет для 3 варианта.docx
@@ -2798,25 +2798,7 @@
                 <w:sz w:val="24"/>
                 <w:szCs w:val="24"/>
               </w:rPr>
-              <w:t>int0 (</w:t>
-            </w:r>
-            <w:proofErr w:type="spellStart"/>
-            <w:r>
-              <w:rPr>
-                <w:color w:val="000000"/>
-                <w:sz w:val="24"/>
-                <w:szCs w:val="24"/>
-              </w:rPr>
-              <w:t>to</w:t>
-            </w:r>
-            <w:proofErr w:type="spellEnd"/>
-            <w:r>
-              <w:rPr>
-                <w:color w:val="000000"/>
-                <w:sz w:val="24"/>
-                <w:szCs w:val="24"/>
-              </w:rPr>
-              <w:t xml:space="preserve"> ISP)</w:t>
+              <w:t>int0 (to ISP)</w:t>
             </w:r>
           </w:p>
         </w:tc>
@@ -3574,17 +3556,26 @@
                 <w:color w:val="000000"/>
                 <w:sz w:val="24"/>
                 <w:szCs w:val="24"/>
+                <w:lang w:val="ru-RU"/>
+              </w:rPr>
+            </w:pPr>
+            <w:r>
+              <w:rPr>
+                <w:color w:val="000000"/>
+                <w:sz w:val="24"/>
+                <w:szCs w:val="24"/>
                 <w:lang w:val="en-US"/>
               </w:rPr>
-            </w:pPr>
-            <w:r>
-              <w:rPr>
-                <w:color w:val="000000"/>
-                <w:sz w:val="24"/>
-                <w:szCs w:val="24"/>
-                <w:lang w:val="en-US"/>
-              </w:rPr>
               <w:t>192.168.99.</w:t>
+            </w:r>
+            <w:r>
+              <w:rPr>
+                <w:color w:val="000000"/>
+                <w:sz w:val="24"/>
+                <w:szCs w:val="24"/>
+                <w:lang w:val="ru-RU"/>
+              </w:rPr>
+              <w:t>1</w:t>
             </w:r>
           </w:p>
         </w:tc>
@@ -4027,25 +4018,7 @@
                 <w:sz w:val="24"/>
                 <w:szCs w:val="24"/>
               </w:rPr>
-              <w:t>int0 (</w:t>
-            </w:r>
-            <w:proofErr w:type="spellStart"/>
-            <w:r>
-              <w:rPr>
-                <w:color w:val="000000"/>
-                <w:sz w:val="24"/>
-                <w:szCs w:val="24"/>
-              </w:rPr>
-              <w:t>to</w:t>
-            </w:r>
-            <w:proofErr w:type="spellEnd"/>
-            <w:r>
-              <w:rPr>
-                <w:color w:val="000000"/>
-                <w:sz w:val="24"/>
-                <w:szCs w:val="24"/>
-              </w:rPr>
-              <w:t xml:space="preserve"> ISP)</w:t>
+              <w:t>int0 (to ISP)</w:t>
             </w:r>
           </w:p>
         </w:tc>
@@ -4299,25 +4272,7 @@
                 <w:sz w:val="24"/>
                 <w:szCs w:val="24"/>
               </w:rPr>
-              <w:t>int1 (</w:t>
-            </w:r>
-            <w:proofErr w:type="spellStart"/>
-            <w:r>
-              <w:rPr>
-                <w:color w:val="000000"/>
-                <w:sz w:val="24"/>
-                <w:szCs w:val="24"/>
-              </w:rPr>
-              <w:t>to</w:t>
-            </w:r>
-            <w:proofErr w:type="spellEnd"/>
-            <w:r>
-              <w:rPr>
-                <w:color w:val="000000"/>
-                <w:sz w:val="24"/>
-                <w:szCs w:val="24"/>
-              </w:rPr>
-              <w:t xml:space="preserve"> BR-SRV)</w:t>
+              <w:t>int1 (to BR-SRV)</w:t>
             </w:r>
           </w:p>
         </w:tc>
@@ -4782,25 +4737,7 @@
                 <w:sz w:val="24"/>
                 <w:szCs w:val="24"/>
               </w:rPr>
-              <w:t>ens18 (</w:t>
-            </w:r>
-            <w:proofErr w:type="spellStart"/>
-            <w:r>
-              <w:rPr>
-                <w:color w:val="000000"/>
-                <w:sz w:val="24"/>
-                <w:szCs w:val="24"/>
-              </w:rPr>
-              <w:t>to</w:t>
-            </w:r>
-            <w:proofErr w:type="spellEnd"/>
-            <w:r>
-              <w:rPr>
-                <w:color w:val="000000"/>
-                <w:sz w:val="24"/>
-                <w:szCs w:val="24"/>
-              </w:rPr>
-              <w:t xml:space="preserve"> HQ-RTR)</w:t>
+              <w:t>ens18 (to HQ-RTR)</w:t>
             </w:r>
           </w:p>
         </w:tc>
@@ -5035,25 +4972,7 @@
                 <w:sz w:val="24"/>
                 <w:szCs w:val="24"/>
               </w:rPr>
-              <w:t>ens18 (</w:t>
-            </w:r>
-            <w:proofErr w:type="spellStart"/>
-            <w:r>
-              <w:rPr>
-                <w:color w:val="000000"/>
-                <w:sz w:val="24"/>
-                <w:szCs w:val="24"/>
-              </w:rPr>
-              <w:t>to</w:t>
-            </w:r>
-            <w:proofErr w:type="spellEnd"/>
-            <w:r>
-              <w:rPr>
-                <w:color w:val="000000"/>
-                <w:sz w:val="24"/>
-                <w:szCs w:val="24"/>
-              </w:rPr>
-              <w:t xml:space="preserve"> BR-RTR)</w:t>
+              <w:t>ens18 (to BR-RTR)</w:t>
             </w:r>
           </w:p>
         </w:tc>
@@ -5277,25 +5196,7 @@
                 <w:sz w:val="24"/>
                 <w:szCs w:val="24"/>
               </w:rPr>
-              <w:t>ens18 (</w:t>
-            </w:r>
-            <w:proofErr w:type="spellStart"/>
-            <w:r>
-              <w:rPr>
-                <w:color w:val="000000"/>
-                <w:sz w:val="24"/>
-                <w:szCs w:val="24"/>
-              </w:rPr>
-              <w:t>to</w:t>
-            </w:r>
-            <w:proofErr w:type="spellEnd"/>
-            <w:r>
-              <w:rPr>
-                <w:color w:val="000000"/>
-                <w:sz w:val="24"/>
-                <w:szCs w:val="24"/>
-              </w:rPr>
-              <w:t xml:space="preserve"> HQ-RTR)</w:t>
+              <w:t>ens18 (to HQ-RTR)</w:t>
             </w:r>
           </w:p>
         </w:tc>
@@ -6772,14 +6673,12 @@
         </w:rPr>
         <w:t xml:space="preserve">В качестве реализации защищенного туннеля был выбран </w:t>
       </w:r>
-      <w:proofErr w:type="spellStart"/>
       <w:r>
         <w:rPr>
           <w:lang w:val="en-US"/>
         </w:rPr>
         <w:t>strongswan</w:t>
       </w:r>
-      <w:proofErr w:type="spellEnd"/>
       <w:r>
         <w:rPr>
           <w:lang w:val="ru-RU"/>
@@ -6792,14 +6691,12 @@
         </w:rPr>
         <w:t xml:space="preserve">на базе протокола </w:t>
       </w:r>
-      <w:proofErr w:type="spellStart"/>
       <w:r>
         <w:rPr>
           <w:lang w:val="en-US"/>
         </w:rPr>
         <w:t>ipsec</w:t>
       </w:r>
-      <w:proofErr w:type="spellEnd"/>
       <w:r>
         <w:rPr>
           <w:lang w:val="ru-RU"/>
@@ -6810,21 +6707,7 @@
         <w:rPr>
           <w:lang w:val="ru-RU"/>
         </w:rPr>
-        <w:t xml:space="preserve">Он был выбран по тем причинам, что является свободным и открытым программным обеспечением, поддерживает современные криптографические алгоритмы и протокол </w:t>
-      </w:r>
-      <w:proofErr w:type="spellStart"/>
-      <w:r>
-        <w:rPr>
-          <w:lang w:val="ru-RU"/>
-        </w:rPr>
-        <w:t>IPsec</w:t>
-      </w:r>
-      <w:proofErr w:type="spellEnd"/>
-      <w:r>
-        <w:rPr>
-          <w:lang w:val="ru-RU"/>
-        </w:rPr>
-        <w:t>, обеспечивает высокий уровень защиты передаваемых данных, обладает хорошей совместимостью с различными операционными системами и сетевым оборудованием, а также предоставляет гибкие возможности настройки и администрир</w:t>
+        <w:t>Он был выбран по тем причинам, что является свободным и открытым программным обеспечением, поддерживает современные криптографические алгоритмы и протокол IPsec, обеспечивает высокий уровень защиты передаваемых данных, обладает хорошей совместимостью с различными операционными системами и сетевым оборудованием, а также предоставляет гибкие возможности настройки и администрир</w:t>
       </w:r>
       <w:r>
         <w:rPr>
@@ -7065,14 +6948,12 @@
         </w:rPr>
         <w:t xml:space="preserve">В качестве реализации средства мониторинга сети был выбран </w:t>
       </w:r>
-      <w:proofErr w:type="spellStart"/>
       <w:r>
         <w:rPr>
           <w:lang w:val="en-US"/>
         </w:rPr>
         <w:t>zabbix</w:t>
       </w:r>
-      <w:proofErr w:type="spellEnd"/>
       <w:r>
         <w:rPr>
           <w:lang w:val="ru-RU"/>
@@ -7148,7 +7029,6 @@
         </w:rPr>
         <w:t xml:space="preserve">Рисунок 13 Основные параметра </w:t>
       </w:r>
-      <w:proofErr w:type="spellStart"/>
       <w:r>
         <w:rPr>
           <w:color w:val="000000"/>
@@ -7156,7 +7036,6 @@
         </w:rPr>
         <w:t>zabbix</w:t>
       </w:r>
-      <w:proofErr w:type="spellEnd"/>
     </w:p>
     <w:p>
       <w:pPr>
@@ -7226,7 +7105,6 @@
         </w:rPr>
         <w:t xml:space="preserve">Рисунок 14 порт работы </w:t>
       </w:r>
-      <w:proofErr w:type="spellStart"/>
       <w:r>
         <w:rPr>
           <w:color w:val="000000"/>
@@ -7234,7 +7112,6 @@
         </w:rPr>
         <w:t>zabbix</w:t>
       </w:r>
-      <w:proofErr w:type="spellEnd"/>
     </w:p>
     <w:sectPr>
       <w:footerReference w:type="even" r:id="rId23"/>
@@ -8570,28 +8447,28 @@
 </file>
 
 <file path=customXml/item1.xml><?xml version="1.0" encoding="utf-8"?>
-<b:Sources xmlns:b="http://schemas.openxmlformats.org/officeDocument/2006/bibliography" xmlns="http://schemas.openxmlformats.org/officeDocument/2006/bibliography" SelectedStyle="\APA.XSL" StyleName="APA"/>
-</file>
-
-<file path=customXml/item2.xml><?xml version="1.0" encoding="utf-8"?>
 <go:gDocsCustomXmlDataStorage xmlns:go="http://customooxmlschemas.google.com/" xmlns:r="http://schemas.openxmlformats.org/officeDocument/2006/relationships" uri="GoogleDocsCustomDataVersion2">
   <go:docsCustomData xmlns:go="http://customooxmlschemas.google.com/" roundtripDataSignature="AMtx7mhqWHGFhzFKBdDgdGqMDypiuy0LcA==">CgMxLjAyDmguOGZyM3Y0dG9vejhnMg5oLmV1dGp0bzhibGVrNzIOaC5jOW5xZXA2NGt4ZTQyDmguaDZldTZ5NGp2ZGdrMg5oLmx0cXJ1cGl0dW93ZDIOaC5zaGRtNHZ2dnJiZmYyDmgua2Ztb3Nla3JwcTdwMg5oLmdpdHJ6ZzhpeXFzaTIOaC5mYnFwMjZyZnZsbHQyDmguaXRodGl6bjZucmluMg5oLnF5YW02dTZtcWg2cDIOaC50ZXFldWtjcTU5bG8yDmguOTIxOTB5M2JzZWt3Mg5oLngwdng2cXhjbDN5djIOaC4xMW83czRsd2Z0d3Y4AHIhMVl2UVA3dzlRdENYRTd1bmcxb3hsaXJDclpjMzU0Tncx</go:docsCustomData>
 </go:gDocsCustomXmlDataStorage>
 </file>
 
-<file path=customXml/itemProps1.xml><?xml version="1.0" encoding="utf-8"?>
-<ds:datastoreItem xmlns:ds="http://schemas.openxmlformats.org/officeDocument/2006/customXml" ds:itemID="{BA8CBE37-7927-43A4-9B96-0973620FA84A}">
-  <ds:schemaRefs>
-    <ds:schemaRef ds:uri="http://schemas.openxmlformats.org/officeDocument/2006/bibliography"/>
-  </ds:schemaRefs>
-</ds:datastoreItem>
+<file path=customXml/item2.xml><?xml version="1.0" encoding="utf-8"?>
+<b:Sources xmlns:b="http://schemas.openxmlformats.org/officeDocument/2006/bibliography" xmlns="http://schemas.openxmlformats.org/officeDocument/2006/bibliography" SelectedStyle="\APA.XSL" StyleName="APA"/>
 </file>
 
-<file path=customXml/itemProps2.xml><?xml version="1.0" encoding="utf-8"?>
+<file path=customXml/itemProps1.xml><?xml version="1.0" encoding="utf-8"?>
 <ds:datastoreItem xmlns:ds="http://schemas.openxmlformats.org/officeDocument/2006/customXml" ds:itemID="{11111111-1234-1234-1234-123412341234}">
   <ds:schemaRefs>
     <ds:schemaRef ds:uri="http://customooxmlschemas.google.com/"/>
     <ds:schemaRef ds:uri="http://schemas.openxmlformats.org/officeDocument/2006/relationships"/>
   </ds:schemaRefs>
 </ds:datastoreItem>
+</file>
+
+<file path=customXml/itemProps2.xml><?xml version="1.0" encoding="utf-8"?>
+<ds:datastoreItem xmlns:ds="http://schemas.openxmlformats.org/officeDocument/2006/customXml" ds:itemID="{BA8CBE37-7927-43A4-9B96-0973620FA84A}">
+  <ds:schemaRefs>
+    <ds:schemaRef ds:uri="http://schemas.openxmlformats.org/officeDocument/2006/bibliography"/>
+  </ds:schemaRefs>
+</ds:datastoreItem>
 </file>